--- a/multirobot_viewpoint_planner/docs/viewpoint_inspection_system_report.docx
+++ b/multirobot_viewpoint_planner/docs/viewpoint_inspection_system_report.docx
@@ -70,7 +70,7 @@
     </w:p>
     <w:p>
       <w:r>
-        <w:t>Kritik bulgu değişmedi: tek kolun kaplaması bir ERİŞİLEBİLİRLİK (reachability) tavanına çarpar, algılama geometrisine değil. İkinci kol tam da bu tavana saldırmak için eklenmiştir. Mevcut plan dosyalarından okunan güncel değerler:</w:t>
+        <w:t>Kritik bulgu değişmedi: tek kolun kaplaması bir ERİŞİLEBİLİRLİK (reachability) tavanına çarpar, algılama geometrisine değil. İkinci kol tam da bu tavana saldırmak için eklenmiştir. Gerçek robotlarda koşturulan plan dosyalarından okunan KESİN değerler (planlayıcı modeli: görülen hedef nokta / toplam hedef nokta):</w:t>
       </w:r>
     </w:p>
     <w:tbl>
@@ -80,15 +80,16 @@
         <w:tblLook w:firstColumn="1" w:firstRow="1" w:lastColumn="0" w:lastRow="0" w:noHBand="0" w:noVBand="1" w:val="04A0"/>
       </w:tblPr>
       <w:tblGrid>
-        <w:gridCol w:w="2160"/>
-        <w:gridCol w:w="2160"/>
-        <w:gridCol w:w="2160"/>
-        <w:gridCol w:w="2160"/>
+        <w:gridCol w:w="1728"/>
+        <w:gridCol w:w="1728"/>
+        <w:gridCol w:w="1728"/>
+        <w:gridCol w:w="1728"/>
+        <w:gridCol w:w="1728"/>
       </w:tblGrid>
       <w:tr>
         <w:tc>
           <w:tcPr>
-            <w:tcW w:type="dxa" w:w="2160"/>
+            <w:tcW w:type="dxa" w:w="1728"/>
           </w:tcPr>
           <w:p>
             <w:r>
@@ -98,17 +99,17 @@
         </w:tc>
         <w:tc>
           <w:tcPr>
-            <w:tcW w:type="dxa" w:w="2160"/>
+            <w:tcW w:type="dxa" w:w="1728"/>
           </w:tcPr>
           <w:p>
             <w:r>
-              <w:t>UR bakış-noktası</w:t>
+              <w:t>UR</w:t>
             </w:r>
           </w:p>
         </w:tc>
         <w:tc>
           <w:tcPr>
-            <w:tcW w:type="dxa" w:w="2160"/>
+            <w:tcW w:type="dxa" w:w="1728"/>
           </w:tcPr>
           <w:p>
             <w:r>
@@ -118,11 +119,21 @@
         </w:tc>
         <w:tc>
           <w:tcPr>
-            <w:tcW w:type="dxa" w:w="2160"/>
+            <w:tcW w:type="dxa" w:w="1728"/>
           </w:tcPr>
           <w:p>
             <w:r>
-              <w:t>Ulaşılan kaplama</w:t>
+              <w:t>Planlayıcının yazdığı (plan üretildiğinde)</w:t>
+            </w:r>
+          </w:p>
+        </w:tc>
+        <w:tc>
+          <w:tcPr>
+            <w:tcW w:type="dxa" w:w="1728"/>
+          </w:tcPr>
+          <w:p>
+            <w:r>
+              <w:t>Koşan küme (aynı model, yeniden hesap)</w:t>
             </w:r>
           </w:p>
         </w:tc>
@@ -130,27 +141,27 @@
       <w:tr>
         <w:tc>
           <w:tcPr>
-            <w:tcW w:type="dxa" w:w="2160"/>
+            <w:tcW w:type="dxa" w:w="1728"/>
           </w:tcPr>
           <w:p>
             <w:r>
-              <w:t>viewpoint_planner (şasi, solo)</w:t>
+              <w:t>viewpoint_planner (şasi, tek kol)</w:t>
             </w:r>
           </w:p>
         </w:tc>
         <w:tc>
           <w:tcPr>
-            <w:tcW w:type="dxa" w:w="2160"/>
+            <w:tcW w:type="dxa" w:w="1728"/>
           </w:tcPr>
           <w:p>
             <w:r>
-              <w:t>24</w:t>
+              <w:t>26</w:t>
             </w:r>
           </w:p>
         </w:tc>
         <w:tc>
           <w:tcPr>
-            <w:tcW w:type="dxa" w:w="2160"/>
+            <w:tcW w:type="dxa" w:w="1728"/>
           </w:tcPr>
           <w:p>
             <w:r>
@@ -160,11 +171,21 @@
         </w:tc>
         <w:tc>
           <w:tcPr>
-            <w:tcW w:type="dxa" w:w="2160"/>
+            <w:tcW w:type="dxa" w:w="1728"/>
           </w:tcPr>
           <w:p>
             <w:r>
-              <w:t>%54.6</w:t>
+              <w:t>2546 / 4270 (%59.63)</w:t>
+            </w:r>
+          </w:p>
+        </w:tc>
+        <w:tc>
+          <w:tcPr>
+            <w:tcW w:type="dxa" w:w="1728"/>
+          </w:tcPr>
+          <w:p>
+            <w:r>
+              <w:t>%54.63</w:t>
             </w:r>
           </w:p>
         </w:tc>
@@ -172,7 +193,7 @@
       <w:tr>
         <w:tc>
           <w:tcPr>
-            <w:tcW w:type="dxa" w:w="2160"/>
+            <w:tcW w:type="dxa" w:w="1728"/>
           </w:tcPr>
           <w:p>
             <w:r>
@@ -182,17 +203,59 @@
         </w:tc>
         <w:tc>
           <w:tcPr>
-            <w:tcW w:type="dxa" w:w="2160"/>
+            <w:tcW w:type="dxa" w:w="1728"/>
           </w:tcPr>
           <w:p>
             <w:r>
-              <w:t>19</w:t>
+              <w:t>25</w:t>
             </w:r>
           </w:p>
         </w:tc>
         <w:tc>
           <w:tcPr>
-            <w:tcW w:type="dxa" w:w="2160"/>
+            <w:tcW w:type="dxa" w:w="1728"/>
+          </w:tcPr>
+          <w:p>
+            <w:r>
+              <w:t>11</w:t>
+            </w:r>
+          </w:p>
+        </w:tc>
+        <w:tc>
+          <w:tcPr>
+            <w:tcW w:type="dxa" w:w="1728"/>
+          </w:tcPr>
+          <w:p>
+            <w:r>
+              <w:t>2994 / 4270 (%70.12)</w:t>
+            </w:r>
+          </w:p>
+        </w:tc>
+        <w:tc>
+          <w:tcPr>
+            <w:tcW w:type="dxa" w:w="1728"/>
+          </w:tcPr>
+          <w:p>
+            <w:r>
+              <w:t>%69.39</w:t>
+            </w:r>
+          </w:p>
+        </w:tc>
+      </w:tr>
+      <w:tr>
+        <w:tc>
+          <w:tcPr>
+            <w:tcW w:type="dxa" w:w="1728"/>
+          </w:tcPr>
+          <w:p>
+            <w:r>
+              <w:t>doors_inspection (kapılar)</w:t>
+            </w:r>
+          </w:p>
+        </w:tc>
+        <w:tc>
+          <w:tcPr>
+            <w:tcW w:type="dxa" w:w="1728"/>
           </w:tcPr>
           <w:p>
             <w:r>
@@ -202,39 +265,7 @@
         </w:tc>
         <w:tc>
           <w:tcPr>
-            <w:tcW w:type="dxa" w:w="2160"/>
-          </w:tcPr>
-          <w:p>
-            <w:r>
-              <w:t>%66.3</w:t>
-            </w:r>
-          </w:p>
-        </w:tc>
-      </w:tr>
-      <w:tr>
-        <w:tc>
-          <w:tcPr>
-            <w:tcW w:type="dxa" w:w="2160"/>
-          </w:tcPr>
-          <w:p>
-            <w:r>
-              <w:t>doors_inspection (kapılar)</w:t>
-            </w:r>
-          </w:p>
-        </w:tc>
-        <w:tc>
-          <w:tcPr>
-            <w:tcW w:type="dxa" w:w="2160"/>
-          </w:tcPr>
-          <w:p>
-            <w:r>
-              <w:t>9</w:t>
-            </w:r>
-          </w:p>
-        </w:tc>
-        <w:tc>
-          <w:tcPr>
-            <w:tcW w:type="dxa" w:w="2160"/>
+            <w:tcW w:type="dxa" w:w="1728"/>
           </w:tcPr>
           <w:p>
             <w:r>
@@ -244,11 +275,21 @@
         </w:tc>
         <w:tc>
           <w:tcPr>
-            <w:tcW w:type="dxa" w:w="2160"/>
+            <w:tcW w:type="dxa" w:w="1728"/>
           </w:tcPr>
           <w:p>
             <w:r>
-              <w:t>%95.6</w:t>
+              <w:t>4749 / 4965 (%95.65)</w:t>
+            </w:r>
+          </w:p>
+        </w:tc>
+        <w:tc>
+          <w:tcPr>
+            <w:tcW w:type="dxa" w:w="1728"/>
+          </w:tcPr>
+          <w:p>
+            <w:r>
+              <w:t>elle düzenlenmedi</w:t>
             </w:r>
           </w:p>
         </w:tc>
@@ -257,7 +298,7 @@
     <w:p/>
     <w:p>
       <w:r>
-        <w:t>Kapı senaryosunun %95.6'ya çıkması hedef geometrisinin küçüklüğü ve erişilebilirliğiyle açıklanır (birleşik kapı yüzeyi 6.82 m², şasi 31.97 m²) — sistemin iyileşmesiyle değil. Şasi ile kapı sayıları aynı ölçekte karşılaştırılamaz.</w:t>
+        <w:t>Kapı senaryosunun %95.65'ye çıkması hedef geometrisinin küçüklüğü ve erişilebilirliğiyle açıklanır (birleşik kapı yüzeyi 6.82 m², şasi 31.97 m²) — sistemin iyileşmesiyle değil. Şasi ile kapı sayıları aynı ölçekte karşılaştırılamaz.</w:t>
       </w:r>
     </w:p>
     <w:p>
@@ -771,7 +812,7 @@
           <w:color w:val="555555"/>
           <w:sz w:val="17"/>
         </w:rPr>
-        <w:t>Şekil 5: Adım 4 — Seçilen bakış-noktaları (solo UR10e). Renk ziyaret sırasını, oklar kamera görüş yönünü gösterir. Küme-kaplama, hedeflerin çoğunu en az pozla kapatır. Güncel solo plan 24 bakış-noktası ve %54.6 kaplama üretmektedir.</w:t>
+        <w:t>Şekil 5: Adım 4 — Seçilen bakış-noktaları (solo UR10e). Renk ziyaret sırasını, oklar kamera görüş yönünü gösterir. Küme-kaplama, hedeflerin çoğunu en az pozla kapatır. Şekil Temmuz 2026 solo planına aittir (24 bakış-noktası, planlayıcı değeri %54.6); güncel tek-kol planının kesin sayıları bölüm 2'deki tablodadır.</w:t>
       </w:r>
     </w:p>
     <w:p>
@@ -1335,7 +1376,7 @@
         <w:pStyle w:val="ListBullet"/>
       </w:pPr>
       <w:r>
-        <w:t>Güncel şasi planı: 25 UR + 11 Kawasaki = 36 bakış-noktası, planlayıcının kendi tahminiyle %70.1 kaplama (bir önceki revizyonda 19 + 9 = 28 ve %66.3 idi). Plan dosyası ayrıca iki elle düzeltme taşır (8 Eylül 2026): ur_vp_022 15 cm yukarı alınıp yeniden çözüldü, kawa_vp_010 Kawasaki'den çıkarılıp UR'de ur_vp_024 olarak yeniden oluşturuldu — ikisi de gerçek hücrenin yürütemediği pozlardı.</w:t>
+        <w:t>Güncel şasi planı: 25 UR + 11 Kawasaki = 36 bakış-noktası. Planlayıcının yazdığı kaplama 2994 / 4270 (%70.12) hedef noktadır ve düzenleme öncesi 24 UR + 12 Kawasaki kümesine aittir; gerçekte koşan küme için aynı modelle yeniden hesap %69.39 verir (bölüm 11.4). Bir önceki revizyonda plan 19 + 9 = 28 bakış-noktası ve %66.3 idi. Plan dosyası ayrıca iki elle düzeltme taşır (8 Eylül 2026): ur_vp_022 15 cm yukarı alınıp yeniden çözüldü, kawa_vp_010 Kawasaki'den çıkarılıp UR'de ur_vp_024 olarak yeniden oluşturuldu — ikisi de gerçek hücrenin yürütemediği pozlardı.</w:t>
       </w:r>
     </w:p>
     <w:p>
@@ -2937,7 +2978,7 @@
     </w:p>
     <w:p>
       <w:r>
-        <w:t>Metrik notu: planlayıcının kaplama tahmini ile octomap kaplaması FARKLI şeyler ölçer ve eşleşmeleri BEKLENMEZ. Planlayıcı, katı bir sensör modeli altında (FOV-3°, geliş açısı ≤80°, menzil, occlusion) görülebilir mesh örnek noktalarının kesridir — muhafazakâr bir TAHMİNdir. Octomap ise referans PCD'lerin vokselleştirilmiş halinde gerçekte isabet alan vokselleri sayar (farklı payda, voksel başına any-hit).</w:t>
+        <w:t>Metrik notu: planlayıcının kaplama tahmini ile octomap kaplaması FARKLI şeyler ölçer ve eşleşmeleri BEKLENMEZ. Planlayıcı, katı bir sensör modeli altında (FOV-3°, geliş açısı ≤85°, menzil, occlusion) görülebilir mesh örnek noktalarının kesridir — muhafazakâr bir TAHMİNdir. Octomap ise referans PCD'lerin vokselleştirilmiş halinde gerçekte isabet alan vokselleri sayar (farklı payda, voksel başına any-hit).</w:t>
       </w:r>
     </w:p>
     <w:p>
@@ -4257,9 +4298,136 @@
     </w:p>
     <w:p>
       <w:r>
-        <w:t>Gerçek hücrede iki bakış-noktası yürütülemedi: biri AGV'nin strok sonunda haberleşme gecikmesine takıldı, diğeri modelin taşımadığı bir çarpışmaya. Kaynak kodda hiçbir değişiklik yapılmadan YALNIZCA plan dosyası düzeltildi ve düzeltme plana manual_edits bloğu olarak yazıldı: ur_vp_022 15 cm yukarı alınıp yeniden nişanlandı ve IK'sı yeniden çözüldü; kawa_vp_010 Kawasaki'den çıkarılıp UR'de ur_vp_024 olarak yeniden oluşturuldu. Plan dosyasındaki coverage_achieved değeri o andan itibaren yaklaşıktır; bu da manual_edits içinde açıkça not edilmiştir.</w:t>
+        <w:t>Gerçek hücrede iki bakış-noktası yürütülemedi: biri AGV'nin strok sonunda haberleşme gecikmesine takıldı, diğeri modelin taşımadığı bir çarpışmaya. Kaynak kodda hiçbir değişiklik yapılmadan YALNIZCA plan dosyası düzeltildi ve düzeltme plana manual_edits bloğu olarak yazıldı: ur_vp_022 15 cm yukarı alınıp yeniden nişanlandı ve IK'sı yeniden çözüldü; kawa_vp_010 Kawasaki'den çıkarılıp UR'de ur_vp_024 olarak yeniden oluşturuldu.</w:t>
       </w:r>
     </w:p>
+    <w:p>
+      <w:r>
+        <w:t>Plan dosyasındaki coverage_achieved bu düzenlemeden ÖNCEKİ küme için yazılmıştır ve birebir yeniden üretilemez: planlayıcı hedef noktaları her koşuda tohumsuz örnekler ve kaydetmez. Bu yüzden iki kesin sayı birlikte verilir: dosyadaki değerin tam kesri (bakış-noktası başına birikimli değerlerin ortak paydasından) ve gerçekte koşan küme için planlayıcının kendi görünürlük fonksiyonuyla, sabit tohumlu 500.000 örneklemeyle yapılan yeniden hesap. Yöntem, dosyadaki değerin ait olduğu orijinal küme üzerinde doğrulanmıştır.</w:t>
+      </w:r>
+    </w:p>
+    <w:tbl>
+      <w:tblPr>
+        <w:tblStyle w:val="LightGrid-Accent1"/>
+        <w:tblW w:type="auto" w:w="0"/>
+        <w:tblLook w:firstColumn="1" w:firstRow="1" w:lastColumn="0" w:lastRow="0" w:noHBand="0" w:noVBand="1" w:val="04A0"/>
+      </w:tblPr>
+      <w:tblGrid>
+        <w:gridCol w:w="4320"/>
+        <w:gridCol w:w="4320"/>
+      </w:tblGrid>
+      <w:tr>
+        <w:tc>
+          <w:tcPr>
+            <w:tcW w:type="dxa" w:w="4320"/>
+          </w:tcPr>
+          <w:p>
+            <w:r>
+              <w:t>Ölçü</w:t>
+            </w:r>
+          </w:p>
+        </w:tc>
+        <w:tc>
+          <w:tcPr>
+            <w:tcW w:type="dxa" w:w="4320"/>
+          </w:tcPr>
+          <w:p>
+            <w:r>
+              <w:t>Değer</w:t>
+            </w:r>
+          </w:p>
+        </w:tc>
+      </w:tr>
+      <w:tr>
+        <w:tc>
+          <w:tcPr>
+            <w:tcW w:type="dxa" w:w="4320"/>
+          </w:tcPr>
+          <w:p>
+            <w:r>
+              <w:t>Dosyadaki değer (düzenleme öncesi 24 UR + 12 Kawasaki)</w:t>
+            </w:r>
+          </w:p>
+        </w:tc>
+        <w:tc>
+          <w:tcPr>
+            <w:tcW w:type="dxa" w:w="4320"/>
+          </w:tcPr>
+          <w:p>
+            <w:r>
+              <w:t>2994 / 4270 (%70.117)</w:t>
+            </w:r>
+          </w:p>
+        </w:tc>
+      </w:tr>
+      <w:tr>
+        <w:tc>
+          <w:tcPr>
+            <w:tcW w:type="dxa" w:w="4320"/>
+          </w:tcPr>
+          <w:p>
+            <w:r>
+              <w:t>Aynı orijinal küme, yeniden hesap</w:t>
+            </w:r>
+          </w:p>
+        </w:tc>
+        <w:tc>
+          <w:tcPr>
+            <w:tcW w:type="dxa" w:w="4320"/>
+          </w:tcPr>
+          <w:p>
+            <w:r>
+              <w:t>%69.372 (5 tohum: %69.307 – %69.448)</w:t>
+            </w:r>
+          </w:p>
+        </w:tc>
+      </w:tr>
+      <w:tr>
+        <w:tc>
+          <w:tcPr>
+            <w:tcW w:type="dxa" w:w="4320"/>
+          </w:tcPr>
+          <w:p>
+            <w:r>
+              <w:t>Doğrulama: fark / 5000 örneklemenin σ'sı</w:t>
+            </w:r>
+          </w:p>
+        </w:tc>
+        <w:tc>
+          <w:tcPr>
+            <w:tcW w:type="dxa" w:w="4320"/>
+          </w:tcPr>
+          <w:p>
+            <w:r>
+              <w:t>+0.745 puan / 0.705 puan (z = +1.06)</w:t>
+            </w:r>
+          </w:p>
+        </w:tc>
+      </w:tr>
+      <w:tr>
+        <w:tc>
+          <w:tcPr>
+            <w:tcW w:type="dxa" w:w="4320"/>
+          </w:tcPr>
+          <w:p>
+            <w:r>
+              <w:t>GERÇEKTE KOŞAN küme (25 UR + 11 Kawasaki), yeniden hesap</w:t>
+            </w:r>
+          </w:p>
+        </w:tc>
+        <w:tc>
+          <w:tcPr>
+            <w:tcW w:type="dxa" w:w="4320"/>
+          </w:tcPr>
+          <w:p>
+            <w:r>
+              <w:t>%69.391 (5 tohum: %69.319 – %69.450)</w:t>
+            </w:r>
+          </w:p>
+        </w:tc>
+      </w:tr>
+    </w:tbl>
+    <w:p/>
     <w:p>
       <w:pPr>
         <w:pStyle w:val="Heading2"/>
@@ -4466,7 +4634,7 @@
     </w:p>
     <w:p>
       <w:r>
-        <w:t>Kaplama şöyle tanımlanmıştır: belief haritasındaki her şasi vokseli 2 cm'lik çözünürlüğe açılır (budanmış 4 cm yapraklar 8 alt voksele bölünür), aynı işlem occupancy haritasının DOLU vokselleri için yapılır ve kaplama = kesişim / şasi voksel sayısı olarak hesaplanır. Bu, builder'ın kendi parça-başına raporundan farklı bir paydadır; mutlak yüzdeler değil, gerçek ile sim arasındaki FARK okunmalıdır.</w:t>
+        <w:t>Kaplama, pcd2octomap_builder'ın kendi tanımıdır: bir şasi vokseline (2 cm) en az bir sensör noktası düştüyse o voksel kaplanmış sayılır; payda, CAD parçalarından üretilen BENZERSİZ şasi voksel sayısıdır. Kaplanan voksel kümesi occupancy .ot dosyasında DOLU olarak saklanır; aşağıdaki şekil bu .ot'nin kendisidir, tablodaki sayılar da .ot'den okunur ve builder'ın bastığı genel kaplamayla aynıdır.</w:t>
       </w:r>
     </w:p>
     <w:tbl>
@@ -4540,7 +4708,7 @@
           </w:tcPr>
           <w:p>
             <w:r>
-              <w:t>15842</w:t>
+              <w:t>28221</w:t>
             </w:r>
           </w:p>
         </w:tc>
@@ -4550,7 +4718,7 @@
           </w:tcPr>
           <w:p>
             <w:r>
-              <w:t>13702</w:t>
+              <w:t>24588</w:t>
             </w:r>
           </w:p>
         </w:tc>
@@ -4560,7 +4728,7 @@
           </w:tcPr>
           <w:p>
             <w:r>
-              <w:t>%86.5</w:t>
+              <w:t>%87.13</w:t>
             </w:r>
           </w:p>
         </w:tc>
@@ -4582,7 +4750,7 @@
           </w:tcPr>
           <w:p>
             <w:r>
-              <w:t>15842</w:t>
+              <w:t>28221</w:t>
             </w:r>
           </w:p>
         </w:tc>
@@ -4592,7 +4760,7 @@
           </w:tcPr>
           <w:p>
             <w:r>
-              <w:t>15516</w:t>
+              <w:t>27189</w:t>
             </w:r>
           </w:p>
         </w:tc>
@@ -4602,7 +4770,7 @@
           </w:tcPr>
           <w:p>
             <w:r>
-              <w:t>%97.9</w:t>
+              <w:t>%96.34</w:t>
             </w:r>
           </w:p>
         </w:tc>
@@ -4624,7 +4792,7 @@
           </w:tcPr>
           <w:p>
             <w:r>
-              <w:t>15842</w:t>
+              <w:t>28221</w:t>
             </w:r>
           </w:p>
         </w:tc>
@@ -4634,7 +4802,7 @@
           </w:tcPr>
           <w:p>
             <w:r>
-              <w:t>12881</w:t>
+              <w:t>22915</w:t>
             </w:r>
           </w:p>
         </w:tc>
@@ -4644,7 +4812,7 @@
           </w:tcPr>
           <w:p>
             <w:r>
-              <w:t>%81.3</w:t>
+              <w:t>%81.20</w:t>
             </w:r>
           </w:p>
         </w:tc>
@@ -4666,7 +4834,7 @@
           </w:tcPr>
           <w:p>
             <w:r>
-              <w:t>15842</w:t>
+              <w:t>28221</w:t>
             </w:r>
           </w:p>
         </w:tc>
@@ -4676,7 +4844,7 @@
           </w:tcPr>
           <w:p>
             <w:r>
-              <w:t>14618</w:t>
+              <w:t>24129</w:t>
             </w:r>
           </w:p>
         </w:tc>
@@ -4686,7 +4854,7 @@
           </w:tcPr>
           <w:p>
             <w:r>
-              <w:t>%92.3</w:t>
+              <w:t>%85.50</w:t>
             </w:r>
           </w:p>
         </w:tc>
@@ -4700,7 +4868,7 @@
       <w:r>
         <w:drawing>
           <wp:inline xmlns:a="http://schemas.openxmlformats.org/drawingml/2006/main" xmlns:pic="http://schemas.openxmlformats.org/drawingml/2006/picture">
-            <wp:extent cx="4754880" cy="3815855"/>
+            <wp:extent cx="4754880" cy="3286750"/>
             <wp:docPr id="16" name="Picture 16"/>
             <wp:cNvGraphicFramePr>
               <a:graphicFrameLocks noChangeAspect="1"/>
@@ -4721,7 +4889,7 @@
                   <pic:spPr>
                     <a:xfrm>
                       <a:off x="0" y="0"/>
-                      <a:ext cx="4754880" cy="3815855"/>
+                      <a:ext cx="4754880" cy="3286750"/>
                     </a:xfrm>
                     <a:prstGeom prst="rect"/>
                   </pic:spPr>
@@ -4742,7 +4910,7 @@
           <w:color w:val="555555"/>
           <w:sz w:val="17"/>
         </w:rPr>
-        <w:t>Şekil 16: Çok-robot koşusunun octomap'i — yeşil vokseller sensörle kaplananlar, kırmızılar kaplanmayanlar. Gerçek ile sim AYNI kamera açılarıyla çizilmiştir; octovis'te iki pencereye farklı açılardan bakmak daha önce 'sim tamamen kaymış' izlenimi vermişti, oysa iki haritanın sınırlayıcı kutusu birebir aynıdır.</w:t>
+        <w:t>Şekil 16: Çok-robot koşusunun occupancy .ot dosyası — renkli vokseller .ot'de DOLU olan (kaplanan) şasi vokselleri, parça renkleriyle; açık gri olanlar kaplanmayanlar. Gerçek ile sim AYNI kamera açılarıyla çizilmiştir; octovis'te iki pencereye farklı açılardan bakmak daha önce 'sim tamamen kaymış' izlenimi vermişti, oysa iki haritanın sınırlayıcı kutusu birebir aynıdır.</w:t>
       </w:r>
     </w:p>
     <w:p>
@@ -4752,7 +4920,7 @@
       <w:r>
         <w:drawing>
           <wp:inline xmlns:a="http://schemas.openxmlformats.org/drawingml/2006/main" xmlns:pic="http://schemas.openxmlformats.org/drawingml/2006/picture">
-            <wp:extent cx="4754880" cy="2252312"/>
+            <wp:extent cx="4754880" cy="2253707"/>
             <wp:docPr id="17" name="Picture 17"/>
             <wp:cNvGraphicFramePr>
               <a:graphicFrameLocks noChangeAspect="1"/>
@@ -4773,7 +4941,7 @@
                   <pic:spPr>
                     <a:xfrm>
                       <a:off x="0" y="0"/>
-                      <a:ext cx="4754880" cy="2252312"/>
+                      <a:ext cx="4754880" cy="2253707"/>
                     </a:xfrm>
                     <a:prstGeom prst="rect"/>
                   </pic:spPr>
@@ -4802,7 +4970,7 @@
         <w:pStyle w:val="ListBullet"/>
       </w:pPr>
       <w:r>
-        <w:t>Fark, görsel izlenimin söylediği kadar büyük değil: gerçek %86.5, sim %97.9. Aradaki 11 puan, kolun erişim sınırındaki iki bölgede toplanıyor — şasinin en üst rayları (tavana yakın) ve AGV güverte seviyesindeki alt raylar ile ayaklar.</w:t>
+        <w:t>Gerçek robot %87.13, simülasyon %96.34 kaplıyor. Aradaki 9.22 puan, kolun erişim sınırındaki iki bölgede toplanıyor — şasinin en üst rayları (tavana yakın) ve AGV güverte seviyesindeki alt raylar ile ayaklar.</w:t>
       </w:r>
     </w:p>
     <w:p>
@@ -4818,7 +4986,7 @@
         <w:pStyle w:val="ListBullet"/>
       </w:pPr>
       <w:r>
-        <w:t>İKİNCİ KOLUN KATKISI ÖLÇÜLDÜ: aynı şasi, tek-kol UR10e koşusunda gerçek robotla %81.3 kaplanırken çok-robot koşusunda %86.5'e çıkıyor. Kawasaki'nin 11 bakış-noktası, gerçek donanımda +5.2 puan getiriyor.</w:t>
+        <w:t>İKİNCİ KOLUN KATKISI ÖLÇÜLDÜ: aynı şasi, gerçek robotla tek-kol UR10e koşusunda %81.20, çok-robot koşusunda ise %87.13 kaplanıyor. Kawasaki'nin bakış-noktaları gerçek donanımda +5.93 puan getiriyor.</w:t>
       </w:r>
     </w:p>
     <w:p>
